--- a/deed_of_trust_template.docx
+++ b/deed_of_trust_template.docx
@@ -1,6 +1,6 @@
 
 <file path=word/document.xml><?xml version="1.0" encoding="utf-8"?>
-<w:document xmlns:wpc="http://schemas.microsoft.com/office/word/2010/wordprocessingCanvas" xmlns:cx="http://schemas.microsoft.com/office/drawing/2014/chartex" xmlns:cx1="http://schemas.microsoft.com/office/drawing/2015/9/8/chartex" xmlns:cx2="http://schemas.microsoft.com/office/drawing/2015/10/21/chartex" xmlns:cx3="http://schemas.microsoft.com/office/drawing/2016/5/9/chartex" xmlns:cx4="http://schemas.microsoft.com/office/drawing/2016/5/10/chartex" xmlns:cx5="http://schemas.microsoft.com/office/drawing/2016/5/11/chartex" xmlns:cx6="http://schemas.microsoft.com/office/drawing/2016/5/12/chartex" xmlns:cx7="http://schemas.microsoft.com/office/drawing/2016/5/13/chartex" xmlns:cx8="http://schemas.microsoft.com/office/drawing/2016/5/14/chartex" xmlns:mc="http://schemas.openxmlformats.org/markup-compatibility/2006" xmlns:aink="http://schemas.microsoft.com/office/drawing/2016/ink" xmlns:am3d="http://schemas.microsoft.com/office/drawing/2017/model3d" xmlns:o="urn:schemas-microsoft-com:office:office" xmlns:oel="http://schemas.microsoft.com/office/2019/extlst" xmlns:r="http://schemas.openxmlformats.org/officeDocument/2006/relationships" xmlns:m="http://schemas.openxmlformats.org/officeDocument/2006/math" xmlns:v="urn:schemas-microsoft-com:vml" xmlns:wp14="http://schemas.microsoft.com/office/word/2010/wordprocessingDrawing" xmlns:wp="http://schemas.openxmlformats.org/drawingml/2006/wordprocessingDrawing" xmlns:w10="urn:schemas-microsoft-com:office:word" xmlns:w="http://schemas.openxmlformats.org/wordprocessingml/2006/main" xmlns:w14="http://schemas.microsoft.com/office/word/2010/wordml" xmlns:w15="http://schemas.microsoft.com/office/word/2012/wordml" xmlns:w16cei="http://schemas.microsoft.com/office/word/2026/wordml/cei" xmlns:w16cex="http://schemas.microsoft.com/office/word/2018/wordml/cex" xmlns:w16cid="http://schemas.microsoft.com/office/word/2016/wordml/cid" xmlns:w16="http://schemas.microsoft.com/office/word/2018/wordml" xmlns:w16du="http://schemas.microsoft.com/office/word/2023/wordml/word16du" xmlns:w16sdtdh="http://schemas.microsoft.com/office/word/2020/wordml/sdtdatahash" xmlns:w16sdtfl="http://schemas.microsoft.com/office/word/2024/wordml/sdtformatlock" xmlns:w16se="http://schemas.microsoft.com/office/word/2015/wordml/symex" xmlns:wpg="http://schemas.microsoft.com/office/word/2010/wordprocessingGroup" xmlns:wpi="http://schemas.microsoft.com/office/word/2010/wordprocessingInk" xmlns:wne="http://schemas.microsoft.com/office/word/2006/wordml" xmlns:wps="http://schemas.microsoft.com/office/word/2010/wordprocessingShape" mc:Ignorable="w14 w15 w16se w16cid w16 w16cex w16sdtdh w16sdtfl w16du wp14">
+<w:document xmlns:wpc="http://schemas.microsoft.com/office/word/2010/wordprocessingCanvas" xmlns:cx="http://schemas.microsoft.com/office/drawing/2014/chartex" xmlns:cx1="http://schemas.microsoft.com/office/drawing/2015/9/8/chartex" xmlns:cx2="http://schemas.microsoft.com/office/drawing/2015/10/21/chartex" xmlns:cx3="http://schemas.microsoft.com/office/drawing/2016/5/9/chartex" xmlns:cx4="http://schemas.microsoft.com/office/drawing/2016/5/10/chartex" xmlns:cx5="http://schemas.microsoft.com/office/drawing/2016/5/11/chartex" xmlns:cx6="http://schemas.microsoft.com/office/drawing/2016/5/12/chartex" xmlns:cx7="http://schemas.microsoft.com/office/drawing/2016/5/13/chartex" xmlns:cx8="http://schemas.microsoft.com/office/drawing/2016/5/14/chartex" xmlns:mc="http://schemas.openxmlformats.org/markup-compatibility/2006" xmlns:aink="http://schemas.microsoft.com/office/drawing/2016/ink" xmlns:am3d="http://schemas.microsoft.com/office/drawing/2017/model3d" xmlns:o="urn:schemas-microsoft-com:office:office" xmlns:oel="http://schemas.microsoft.com/office/2019/extlst" xmlns:r="http://schemas.openxmlformats.org/officeDocument/2006/relationships" xmlns:m="http://schemas.openxmlformats.org/officeDocument/2006/math" xmlns:v="urn:schemas-microsoft-com:vml" xmlns:wp14="http://schemas.microsoft.com/office/word/2010/wordprocessingDrawing" xmlns:wp="http://schemas.openxmlformats.org/drawingml/2006/wordprocessingDrawing" xmlns:w10="urn:schemas-microsoft-com:office:word" xmlns:w="http://schemas.openxmlformats.org/wordprocessingml/2006/main" xmlns:w14="http://schemas.microsoft.com/office/word/2010/wordml" xmlns:w15="http://schemas.microsoft.com/office/word/2012/wordml" xmlns:w16cex="http://schemas.microsoft.com/office/word/2018/wordml/cex" xmlns:w16cid="http://schemas.microsoft.com/office/word/2016/wordml/cid" xmlns:w16="http://schemas.microsoft.com/office/word/2018/wordml" xmlns:w16du="http://schemas.microsoft.com/office/word/2023/wordml/word16du" xmlns:w16sdtdh="http://schemas.microsoft.com/office/word/2020/wordml/sdtdatahash" xmlns:w16sdtfl="http://schemas.microsoft.com/office/word/2024/wordml/sdtformatlock" xmlns:w16se="http://schemas.microsoft.com/office/word/2015/wordml/symex" xmlns:wpg="http://schemas.microsoft.com/office/word/2010/wordprocessingGroup" xmlns:wpi="http://schemas.microsoft.com/office/word/2010/wordprocessingInk" xmlns:wne="http://schemas.microsoft.com/office/word/2006/wordml" xmlns:wps="http://schemas.microsoft.com/office/word/2010/wordprocessingShape" mc:Ignorable="w14 w15 w16se w16cid w16 w16cex w16sdtdh w16sdtfl w16du wp14">
   <w:body>
     <w:tbl>
       <w:tblPr>
@@ -190,59 +190,72 @@
       </w:pPr>
     </w:p>
     <w:p>
+      <w:r>
+        <w:t>This Deed of Trust, made this</w:t>
+      </w:r>
+      <w:r>
+        <w:t xml:space="preserve"> </w:t>
+      </w:r>
+      <w:r>
+        <w:rPr>
+          <w:b/>
+        </w:rPr>
+        <w:t>{{NOTE_DAY}}</w:t>
+      </w:r>
+      <w:r>
+        <w:t xml:space="preserve"> </w:t>
+      </w:r>
+      <w:r>
+        <w:t>day of</w:t>
+      </w:r>
+      <w:r>
+        <w:rPr>
+          <w:b/>
+        </w:rPr>
+        <w:t xml:space="preserve"> </w:t>
+      </w:r>
+      <w:r>
+        <w:rPr>
+          <w:b/>
+        </w:rPr>
+        <w:t>{{NOTE_MONTH}} {{NOTE_YEAR}}</w:t>
+      </w:r>
+      <w:r>
+        <w:t>, among the Trustor,</w:t>
+      </w:r>
+      <w:r>
+        <w:t xml:space="preserve"> </w:t>
+      </w:r>
+      <w:r>
+        <w:t>{{VESTING}}</w:t>
+      </w:r>
+      <w:r>
+        <w:t xml:space="preserve"> </w:t>
+      </w:r>
+      <w:r>
+        <w:t>(herein “Borrower”)</w:t>
+      </w:r>
+      <w:r>
+        <w:t xml:space="preserve"> </w:t>
+      </w:r>
+      <w:r>
+        <w:t>whose add</w:t>
+      </w:r>
+      <w:r>
+        <w:t>ress i</w:t>
+      </w:r>
+      <w:r>
+        <w:t xml:space="preserve">s </w:t>
+      </w:r>
+      <w:r>
+        <w:t>{{MAILING_ADDRESS}</w:t>
+      </w:r>
       <w:proofErr w:type="gramStart"/>
       <w:r>
-        <w:t>This Deed of Trust,</w:t>
-      </w:r>
-      <w:proofErr w:type="gramEnd"/>
-      <w:r>
-        <w:t xml:space="preserve"> made this</w:t>
-      </w:r>
-      <w:r>
-        <w:t xml:space="preserve"> </w:t>
-      </w:r>
-      <w:r>
-        <w:rPr>
-          <w:b/>
-        </w:rPr>
-        <w:t>{{NOTE_DAY}}</w:t>
-      </w:r>
-      <w:r>
-        <w:t xml:space="preserve"> </w:t>
-      </w:r>
-      <w:r>
-        <w:t>day of</w:t>
-      </w:r>
-      <w:r>
-        <w:rPr>
-          <w:b/>
-        </w:rPr>
-        <w:t xml:space="preserve"> </w:t>
-      </w:r>
-      <w:r>
-        <w:rPr>
-          <w:b/>
-        </w:rPr>
-        <w:t>{{NOTE_MONTH}} {{NOTE_YEAR}}</w:t>
-      </w:r>
-      <w:r>
-        <w:t>, among the Trustor,</w:t>
-      </w:r>
-      <w:r>
-        <w:t xml:space="preserve"> </w:t>
-      </w:r>
-      <w:r>
-        <w:t>{{VESTING}}</w:t>
-      </w:r>
-      <w:r>
-        <w:t xml:space="preserve"> </w:t>
-      </w:r>
-      <w:r>
-        <w:t>(herein “Borrower”</w:t>
-      </w:r>
-      <w:proofErr w:type="gramStart"/>
-      <w:r>
-        <w:t>),</w:t>
+        <w:t>}</w:t>
+      </w:r>
+      <w:r>
+        <w:t>,</w:t>
       </w:r>
       <w:r>
         <w:rPr>
@@ -405,6 +418,20 @@
         </w:rPr>
         <w:t>)</w:t>
       </w:r>
+      <w:r>
+        <w:rPr>
+          <w:b/>
+          <w:bCs/>
+        </w:rPr>
+        <w:t xml:space="preserve"> </w:t>
+      </w:r>
+      <w:r>
+        <w:rPr>
+          <w:b/>
+          <w:bCs/>
+        </w:rPr>
+        <w:t>See Exhibit A for Legal Description</w:t>
+      </w:r>
     </w:p>
     <w:p>
       <w:pPr>
@@ -560,11 +587,11 @@
         <w:t>2. Funds for Taxes and Insurance (Impounds)</w:t>
       </w:r>
       <w:r>
-        <w:t xml:space="preserve">. Subject to applicable law, and if required by the Lender, Borrower shall pay to Lender on the day monthly payments of principal and interest are payable under the Note, until the Note is paid in full, a sum (herein “Funds”) equal to one-twelfth of the yearly taxes and assessments (including condominium and planned unit development assessments, if any) which may attain priority over this Deed of Trust, and ground rents on the Property, if any, plus one-twelfth of yearly premium </w:t>
+        <w:t xml:space="preserve">. Subject to applicable law, and if required by the Lender, Borrower shall pay to Lender on the day monthly payments of principal and interest are payable under the Note, until the Note is paid in full, a sum (herein </w:t>
       </w:r>
       <w:r>
         <w:lastRenderedPageBreak/>
-        <w:t>installments for hazard insurance, plus one-twelfth of yearly premium installments for mortgage insurance,  if any, all as reasonably estimated initially and from time to time by Lender on the basis of assessments and bills and reasonable estimates thereof. Borrower shall not be obligated to make such payments of Funds to Lender to the extent that Borrower makes such payments to the holder of a prior mortgage or deed of trust if such holder is an institutional Lender.</w:t>
+        <w:t>“Funds”) equal to one-twelfth of the yearly taxes and assessments (including condominium and planned unit development assessments, if any) which may attain priority over this Deed of Trust, and ground rents on the Property, if any, plus one-twelfth of yearly premium installments for hazard insurance, plus one-twelfth of yearly premium installments for mortgage insurance,  if any, all as reasonably estimated initially and from time to time by Lender on the basis of assessments and bills and reasonable estimates thereof. Borrower shall not be obligated to make such payments of Funds to Lender to the extent that Borrower makes such payments to the holder of a prior mortgage or deed of trust if such holder is an institutional Lender.</w:t>
       </w:r>
     </w:p>
     <w:p>
@@ -766,250 +793,242 @@
         <w:t>7. Protection of Lender’s Security.</w:t>
       </w:r>
       <w:r>
-        <w:t xml:space="preserve"> If Borrower fails to perform the covenants and agreements contained in this Deed of Trust, or if any action or proceeding is commenced which affects Lender’s interest in the Property, including but not limited to proceedings by the Lender to obtain relief from stay in any bankruptcy proceeding which would prohibit Lender enforcing its rights under the Deed of Trust, then Lender, at Lender’s option, may make such appearances, disburse such sums, including reasonable attorney’s fees, and take </w:t>
+        <w:t xml:space="preserve"> If Borrower fails to perform the covenants and agreements contained in this Deed of Trust, or if any action or proceeding is commenced which affects Lender’s interest in the Property, including but not limited to proceedings by </w:t>
       </w:r>
       <w:r>
         <w:lastRenderedPageBreak/>
-        <w:t xml:space="preserve">such action as is necessary to protect Lender’s interest. If Lender </w:t>
+        <w:t>the Lender to obtain relief from stay in any bankruptcy proceeding which would prohibit Lender enforcing its rights under the Deed of Trust, then Lender, at Lender’s option, may make such appearances, disburse such sums, including reasonable attorney’s fees, and take such action as is necessary to protect Lender’s interest. If Lender required mortgage insurance as a condition of making the loan secured by this Deed of Trust, Borrower shall pay the premiums required to maintain such insurance in effect until such time as the requirement for such insurance terminates in accordance with Borrower’s and Lender’s written agreement or applicable law.</w:t>
+      </w:r>
+    </w:p>
+    <w:p>
+      <w:pPr>
+        <w:ind w:firstLine="360"/>
+        <w:jc w:val="both"/>
+      </w:pPr>
+      <w:r>
+        <w:t xml:space="preserve">Any amounts disbursed by Lender pursuant to this paragraph 7, with interest thereon, including but not limited to payment of delinquent taxes and assessments, insurance premiums due, and delinquent amounts owed to prior lien holders, shall become additional indebtedness of Borrower secured by this Deed of </w:t>
       </w:r>
       <w:proofErr w:type="gramStart"/>
       <w:r>
-        <w:t>required</w:t>
+        <w:t>Trust .</w:t>
       </w:r>
       <w:proofErr w:type="gramEnd"/>
       <w:r>
-        <w:t xml:space="preserve"> mortgage insurance as a condition of making the loan secured by this Deed of Trust, Borrower shall pay the premiums required to maintain such insurance in effect until such time as the requirement for such insurance terminates in accordance with Borrower’s and Lender’s written agreement or applicable law.</w:t>
-      </w:r>
-    </w:p>
-    <w:p>
-      <w:pPr>
-        <w:ind w:firstLine="360"/>
-        <w:jc w:val="both"/>
-      </w:pPr>
-      <w:r>
-        <w:t xml:space="preserve">Any amounts disbursed by Lender pursuant to this paragraph 7, with interest thereon, including but not limited to payment of delinquent taxes and assessments, insurance premiums due, and delinquent amounts owed to prior lien holders, shall become additional indebtedness of Borrower secured by this Deed of </w:t>
+        <w:t xml:space="preserve"> Such amounts as are disbursed by Lender shall be payable, upon notice from Lender to Borrower requesting payment thereof, and shall bear interest from the date of disbursement at the rate payable on the Note. Nothing contained in </w:t>
       </w:r>
       <w:proofErr w:type="gramStart"/>
       <w:r>
-        <w:t>Trust .</w:t>
+        <w:t>this paragraph</w:t>
       </w:r>
       <w:proofErr w:type="gramEnd"/>
       <w:r>
-        <w:t xml:space="preserve"> Such amounts as are disbursed by Lender shall be payable, upon notice from Lender to Borrower requesting payment thereof, and shall bear interest from the date of disbursement at the rate payable on the Note. Nothing contained in </w:t>
+        <w:t xml:space="preserve"> 7 shall require Lender to incur any </w:t>
       </w:r>
       <w:proofErr w:type="gramStart"/>
       <w:r>
-        <w:t>this paragraph</w:t>
+        <w:t>expense</w:t>
       </w:r>
       <w:proofErr w:type="gramEnd"/>
       <w:r>
-        <w:t xml:space="preserve"> 7 shall require Lender to incur any </w:t>
+        <w:t xml:space="preserve"> or take any action hereunder.</w:t>
+      </w:r>
+    </w:p>
+    <w:p>
+      <w:pPr>
+        <w:ind w:firstLine="360"/>
+        <w:jc w:val="both"/>
+      </w:pPr>
+      <w:r>
+        <w:rPr>
+          <w:b/>
+        </w:rPr>
+        <w:t>8. Inspection.</w:t>
+      </w:r>
+      <w:r>
+        <w:t xml:space="preserve"> Lender may make or cause to be made reasonable entries upon and inspection of the Property, </w:t>
       </w:r>
       <w:proofErr w:type="gramStart"/>
       <w:r>
-        <w:t>expense</w:t>
+        <w:t>provided that</w:t>
       </w:r>
       <w:proofErr w:type="gramEnd"/>
       <w:r>
-        <w:t xml:space="preserve"> or take any action hereunder.</w:t>
-      </w:r>
-    </w:p>
-    <w:p>
-      <w:pPr>
-        <w:ind w:firstLine="360"/>
-        <w:jc w:val="both"/>
-      </w:pPr>
-      <w:r>
-        <w:rPr>
-          <w:b/>
-        </w:rPr>
-        <w:t>8. Inspection.</w:t>
-      </w:r>
-      <w:r>
-        <w:t xml:space="preserve"> Lender may make or cause to be made reasonable entries upon and inspection of the Property, </w:t>
+        <w:t xml:space="preserve"> Lender shall give Borrower notice prior to any such inspection specifying reasonable cause therefore related to Lender’s interest in the Property.</w:t>
+      </w:r>
+    </w:p>
+    <w:p>
+      <w:pPr>
+        <w:ind w:firstLine="360"/>
+        <w:jc w:val="both"/>
+      </w:pPr>
+      <w:r>
+        <w:rPr>
+          <w:b/>
+        </w:rPr>
+        <w:t xml:space="preserve">9. Condemnation. </w:t>
+      </w:r>
+      <w:r>
+        <w:t>The proceeds of any award or claim for damages, direct or consequential, in conjunction with any condemnation or other taking of the Property, or part thereof, or for conveyance in lieu of condemnation, are hereby assigned and shall be paid to Lender, subject to the terms of any mortgage, deed of trust or other security agreement with a lien which has priority over this Deed of Trust.</w:t>
+      </w:r>
+    </w:p>
+    <w:p>
+      <w:pPr>
+        <w:ind w:firstLine="360"/>
+        <w:jc w:val="both"/>
+      </w:pPr>
+      <w:r>
+        <w:rPr>
+          <w:b/>
+        </w:rPr>
+        <w:t xml:space="preserve">10. Borrower Not Released. </w:t>
+      </w:r>
+      <w:r>
+        <w:t>At any time or from time to time, without liability therefore and without notice upon written request of Lender and presentation of this Deed and said Note for endorsement, and without affecting the personal liability of any person for payment of the indebtedness secured hereby, Trustee may: reconvey any part of said property; consent to the making of any map or plat thereof; join  in granting any easement thereon; or join in any extension agreement or any agreement subordinating the lien or charge thereof. Trustee may, but shall be under no obligation or duty to, appear in or defend any action or proceeding purporting to affect said property or the title thereto, or purporting to affect the security hereof or the rights or powers of Lender or Trustee.</w:t>
+      </w:r>
+    </w:p>
+    <w:p>
+      <w:pPr>
+        <w:ind w:firstLine="360"/>
+        <w:jc w:val="both"/>
+      </w:pPr>
+      <w:r>
+        <w:rPr>
+          <w:b/>
+        </w:rPr>
+        <w:t xml:space="preserve">11. Forbearance by Lender Not a Waiver. </w:t>
+      </w:r>
+      <w:r>
+        <w:t>Any forbearance by Lender in exercising any right or remedy hereunder, or otherwise afforded by applicable law, shall not be a waiver of or preclude the exercise of any such right or remedy. The procurement of insurance or the payment of taxes or other liens or charges by Lender shall not be a waiver of Lender’s right to accelerate the maturity of the indebtedness secured by this Deed of Trust.</w:t>
+      </w:r>
+    </w:p>
+    <w:p>
+      <w:pPr>
+        <w:ind w:firstLine="360"/>
+        <w:jc w:val="both"/>
+      </w:pPr>
+      <w:r>
+        <w:rPr>
+          <w:b/>
+        </w:rPr>
+        <w:t xml:space="preserve">12. Remedies Cumulative. </w:t>
+      </w:r>
+      <w:r>
+        <w:t>All remedies provided in this Deed of Trust are distinct and cumulative to any other or remedy under this Deed of Trust or afforded by law or equity, and may be exercised concurrently, independently or successively.</w:t>
+      </w:r>
+    </w:p>
+    <w:p>
+      <w:pPr>
+        <w:ind w:firstLine="360"/>
+        <w:jc w:val="both"/>
+      </w:pPr>
+      <w:r>
+        <w:rPr>
+          <w:b/>
+        </w:rPr>
+        <w:t xml:space="preserve">13. Successors and Assigns Bound; Joint and Several Liability; Co-signers. </w:t>
+      </w:r>
+      <w:r>
+        <w:t xml:space="preserve">The covenants and agreements herein contained shall bind, and the rights hereunder shall </w:t>
       </w:r>
       <w:proofErr w:type="gramStart"/>
       <w:r>
-        <w:t>provided that</w:t>
+        <w:t>inure</w:t>
       </w:r>
       <w:proofErr w:type="gramEnd"/>
       <w:r>
-        <w:t xml:space="preserve"> Lender shall give Borrower notice prior to any such inspection specifying reasonable cause therefore related to Lender’s interest in the Property.</w:t>
-      </w:r>
-    </w:p>
-    <w:p>
-      <w:pPr>
-        <w:ind w:firstLine="360"/>
-        <w:jc w:val="both"/>
-      </w:pPr>
-      <w:r>
-        <w:rPr>
-          <w:b/>
-        </w:rPr>
-        <w:t xml:space="preserve">9. Condemnation. </w:t>
-      </w:r>
-      <w:r>
-        <w:t>The proceeds of any award or claim for damages, direct or consequential, in conjunction with any condemnation or other taking of the Property, or part thereof, or for conveyance in lieu of condemnation, are hereby assigned and shall be paid to Lender, subject to the terms of any mortgage, deed of trust or other security agreement with a lien which has priority over this Deed of Trust.</w:t>
-      </w:r>
-    </w:p>
-    <w:p>
-      <w:pPr>
-        <w:ind w:firstLine="360"/>
-        <w:jc w:val="both"/>
-      </w:pPr>
-      <w:r>
-        <w:rPr>
-          <w:b/>
-        </w:rPr>
-        <w:t xml:space="preserve">10. Borrower Not Released. </w:t>
-      </w:r>
-      <w:r>
-        <w:t>At any time or from time to time, without liability therefore and without notice upon written request of Lender and presentation of this Deed and said Note for endorsement, and without affecting the personal liability of any person for payment of the indebtedness secured hereby, Trustee may: reconvey any part of said property; consent to the making of any map or plat thereof; join  in granting any easement thereon; or join in any extension agreement or any agreement subordinating the lien or charge thereof. Trustee may, but shall be under no obligation or duty to, appear in or defend any action or proceeding purporting to affect said property or the title thereto, or purporting to affect the security hereof or the rights or powers of Lender or Trustee.</w:t>
-      </w:r>
-    </w:p>
-    <w:p>
-      <w:pPr>
-        <w:ind w:firstLine="360"/>
-        <w:jc w:val="both"/>
-      </w:pPr>
-      <w:r>
-        <w:rPr>
-          <w:b/>
-        </w:rPr>
-        <w:t xml:space="preserve">11. Forbearance by Lender Not a Waiver. </w:t>
-      </w:r>
-      <w:r>
-        <w:t>Any forbearance by Lender in exercising any right or remedy hereunder, or otherwise afforded by applicable law, shall not be a waiver of or preclude the exercise of any such right or remedy. The procurement of insurance or the payment of taxes or other liens or charges by Lender shall not be a waiver of Lender’s right to accelerate the maturity of the indebtedness secured by this Deed of Trust.</w:t>
-      </w:r>
-    </w:p>
-    <w:p>
-      <w:pPr>
-        <w:ind w:firstLine="360"/>
-        <w:jc w:val="both"/>
-      </w:pPr>
-      <w:r>
-        <w:rPr>
-          <w:b/>
-        </w:rPr>
-        <w:t xml:space="preserve">12. Remedies Cumulative. </w:t>
-      </w:r>
-      <w:r>
-        <w:t>All remedies provided in this Deed of Trust are distinct and cumulative to any other or remedy under this Deed of Trust or afforded by law or equity, and may be exercised concurrently, independently or successively.</w:t>
-      </w:r>
-    </w:p>
-    <w:p>
-      <w:pPr>
-        <w:ind w:firstLine="360"/>
-        <w:jc w:val="both"/>
-      </w:pPr>
-      <w:r>
-        <w:rPr>
-          <w:b/>
-        </w:rPr>
-        <w:t xml:space="preserve">13. Successors and Assigns Bound; Joint and Several Liability; Co-signers. </w:t>
-      </w:r>
-      <w:r>
-        <w:t xml:space="preserve">The covenants and agreements herein contained shall bind, and the rights hereunder shall </w:t>
+        <w:t xml:space="preserve"> </w:t>
       </w:r>
       <w:proofErr w:type="gramStart"/>
       <w:r>
-        <w:t>inure</w:t>
+        <w:t>to,</w:t>
       </w:r>
       <w:proofErr w:type="gramEnd"/>
       <w:r>
+        <w:t xml:space="preserve"> the respective successors and assigns of Lender and Borrower, subject to the provisions of paragraph 18 hereof. All covenants and agreements of Borrower shall be joint and several.</w:t>
+      </w:r>
+    </w:p>
+    <w:p>
+      <w:pPr>
+        <w:ind w:firstLine="360"/>
+        <w:jc w:val="both"/>
+      </w:pPr>
+      <w:r>
+        <w:rPr>
+          <w:b/>
+        </w:rPr>
+        <w:t xml:space="preserve">14. Notice. </w:t>
+      </w:r>
+      <w:r>
+        <w:t xml:space="preserve">Except for any notice required under applicable law to be given in another manner, (a) any notice to Borrower provided for in this Deed of Trust shall be given by delivering it or by mailing such notice by certified mail addressed to Borrower or the Property at the Property Address or at such other address as Borrower may designate by notice to Lender as provided herein, and (b) any notice to Lender shall be given by certified mail to Lender, in care of Lender’s Servicing Agent (“Agent”), </w:t>
+      </w:r>
+      <w:r>
+        <w:rPr>
+          <w:b/>
+          <w:bCs/>
+        </w:rPr>
+        <w:t>Note Servicing Center, 3275 E</w:t>
+      </w:r>
+      <w:r>
+        <w:rPr>
+          <w:b/>
+          <w:bCs/>
+        </w:rPr>
         <w:t xml:space="preserve"> </w:t>
       </w:r>
+      <w:r>
+        <w:rPr>
+          <w:b/>
+          <w:bCs/>
+        </w:rPr>
+        <w:t xml:space="preserve">Robertson Blvd # B Chowchilla CA 93610 </w:t>
+      </w:r>
+      <w:r>
+        <w:t>or to such other address as Lender or Agent may designate by notice to Borrower as provided herein. Any notice provided for in this Deed of Trust shall be deemed to have been given to Borrower or Lender when given in the manner designated herein.</w:t>
+      </w:r>
+    </w:p>
+    <w:p>
+      <w:pPr>
+        <w:ind w:firstLine="360"/>
+        <w:jc w:val="both"/>
+      </w:pPr>
+      <w:r>
+        <w:rPr>
+          <w:b/>
+        </w:rPr>
+        <w:t xml:space="preserve">15. This Deed of Trust shall be governed by the Laws of the State of California. </w:t>
+      </w:r>
+      <w:r>
+        <w:t xml:space="preserve">In the event that any provision or clause of this Deed of Trust or the Note conflicts with applicable law, such conflict shall not </w:t>
+      </w:r>
+      <w:proofErr w:type="spellStart"/>
+      <w:r>
+        <w:t>effect</w:t>
+      </w:r>
+      <w:proofErr w:type="spellEnd"/>
+      <w:r>
+        <w:t xml:space="preserve"> other provisions of this Deed of Trust or the Note which can be given effect without the conflicting provision, and to this end the provisions of the Deed of Trust are declared to be severable.</w:t>
+      </w:r>
+    </w:p>
+    <w:p>
+      <w:pPr>
+        <w:ind w:firstLine="360"/>
+        <w:jc w:val="both"/>
+      </w:pPr>
+      <w:r>
+        <w:rPr>
+          <w:b/>
+        </w:rPr>
+        <w:t xml:space="preserve">16. Lender’s Right to Require </w:t>
+      </w:r>
       <w:proofErr w:type="gramStart"/>
       <w:r>
-        <w:t>to,</w:t>
+        <w:rPr>
+          <w:b/>
+        </w:rPr>
+        <w:t>The</w:t>
       </w:r>
       <w:proofErr w:type="gramEnd"/>
       <w:r>
-        <w:t xml:space="preserve"> the respective successors and assigns of Lender and Borrower, subject to the provisions of paragraph 18 hereof. All covenants and agreements of Borrower shall be joint and several.</w:t>
-      </w:r>
-    </w:p>
-    <w:p>
-      <w:pPr>
-        <w:ind w:firstLine="360"/>
-        <w:jc w:val="both"/>
-      </w:pPr>
-      <w:r>
-        <w:rPr>
-          <w:b/>
-        </w:rPr>
-        <w:t xml:space="preserve">14. Notice. </w:t>
-      </w:r>
-      <w:r>
-        <w:t xml:space="preserve">Except for any notice required under applicable law to be given in another manner, (a) any notice to Borrower provided for in this Deed of Trust shall be given by delivering it or by mailing such notice by certified mail addressed to Borrower or the Property at the Property Address or at such other address as Borrower may designate by notice to Lender as provided herein, and (b) any notice to Lender shall be given by certified mail to Lender, in care of Lender’s Servicing Agent (“Agent”), </w:t>
-      </w:r>
-      <w:r>
-        <w:rPr>
-          <w:b/>
-          <w:bCs/>
-        </w:rPr>
-        <w:t>Note Servicing Center, 3275 E</w:t>
-      </w:r>
-      <w:r>
-        <w:rPr>
-          <w:b/>
-          <w:bCs/>
-        </w:rPr>
-        <w:t xml:space="preserve"> </w:t>
-      </w:r>
-      <w:r>
-        <w:rPr>
-          <w:b/>
-          <w:bCs/>
-        </w:rPr>
-        <w:t xml:space="preserve">Robertson Blvd # B Chowchilla CA 93610 </w:t>
-      </w:r>
-      <w:r>
-        <w:t>or to such other address as Lender or Agent may designate by notice to Borrower as provided herein. Any notice provided for in this Deed of Trust shall be deemed to have been given to Borrower or Lender when given in the manner designated herein.</w:t>
-      </w:r>
-    </w:p>
-    <w:p>
-      <w:pPr>
-        <w:ind w:firstLine="360"/>
-        <w:jc w:val="both"/>
-      </w:pPr>
-      <w:r>
-        <w:rPr>
-          <w:b/>
-        </w:rPr>
-        <w:t xml:space="preserve">15. This Deed of Trust shall be governed by the Laws of the State of California. </w:t>
-      </w:r>
-      <w:r>
-        <w:t xml:space="preserve">In the event that any provision or clause of this Deed of Trust or the Note conflicts with applicable law, such conflict shall not </w:t>
-      </w:r>
-      <w:proofErr w:type="spellStart"/>
-      <w:r>
-        <w:t>effect</w:t>
-      </w:r>
-      <w:proofErr w:type="spellEnd"/>
-      <w:r>
-        <w:t xml:space="preserve"> other provisions of this Deed of Trust or the Note which can be given effect without the conflicting provision, and to this end the provisions of the Deed of Trust are declared to be severable.</w:t>
-      </w:r>
-    </w:p>
-    <w:p>
-      <w:pPr>
-        <w:ind w:firstLine="360"/>
-        <w:jc w:val="both"/>
-      </w:pPr>
-      <w:r>
-        <w:rPr>
-          <w:b/>
-        </w:rPr>
-        <w:t xml:space="preserve">16. Lender’s Right to Require </w:t>
-      </w:r>
-      <w:proofErr w:type="gramStart"/>
-      <w:r>
-        <w:rPr>
-          <w:b/>
-        </w:rPr>
-        <w:t>The</w:t>
-      </w:r>
-      <w:proofErr w:type="gramEnd"/>
-      <w:r>
         <w:rPr>
           <w:b/>
         </w:rPr>
@@ -1058,11 +1077,11 @@
         <w:jc w:val="both"/>
       </w:pPr>
       <w:r>
-        <w:t xml:space="preserve">Upon acceleration under paragraph 18 hereof or abandonment of the Property, Lender, in person, by Agent or by judicially appointed receiver shall be entitled to enter upon, take possession of and manage the Property and to collect the rents of the Property including those past due. All rents collected by Lender or the receiver shall be applied first to payment of the costs of management of the Property </w:t>
+        <w:t xml:space="preserve">Upon acceleration under paragraph 18 hereof or abandonment of the Property, Lender, in person, by Agent or by judicially appointed receiver shall be entitled to enter upon, take possession of and manage the Property and to collect the rents of the Property including </w:t>
       </w:r>
       <w:r>
         <w:lastRenderedPageBreak/>
-        <w:t xml:space="preserve">and collection of rents, including, but not limited to, receiver’s fees, premiums on receiver’s bonds and reasonable attorney’s fees, and then to the sums secured by this Deed of Trust. Lender and the receiver shall be liable to account only for those rents </w:t>
+        <w:t xml:space="preserve">those past due. All rents collected by Lender or the receiver shall be applied first to payment of the costs of management of the Property and collection of rents, including, but not limited to, receiver’s fees, premiums on receiver’s bonds and reasonable attorney’s fees, and then to the sums secured by this Deed of Trust. Lender and the receiver shall be liable to account only for those rents </w:t>
       </w:r>
       <w:proofErr w:type="gramStart"/>
       <w:r>
@@ -1501,15 +1520,7 @@
           <w:sz w:val="18"/>
           <w:szCs w:val="18"/>
         </w:rPr>
-        <w:t>{{SIGNATURE_FOOTER</w:t>
-      </w:r>
-      <w:r>
-        <w:rPr>
-          <w:color w:val="211E1F"/>
-          <w:sz w:val="18"/>
-          <w:szCs w:val="18"/>
-        </w:rPr>
-        <w:t>_2</w:t>
+        <w:t>{{SIGNATURE_FOOTER_2</w:t>
       </w:r>
       <w:proofErr w:type="gramStart"/>
       <w:r>
@@ -1550,23 +1561,7 @@
           <w:sz w:val="18"/>
           <w:szCs w:val="18"/>
         </w:rPr>
-        <w:t>{{SIGNATURE_TITLE</w:t>
-      </w:r>
-      <w:r>
-        <w:rPr>
-          <w:color w:val="211E1F"/>
-          <w:sz w:val="18"/>
-          <w:szCs w:val="18"/>
-        </w:rPr>
-        <w:t>_2</w:t>
-      </w:r>
-      <w:r>
-        <w:rPr>
-          <w:color w:val="211E1F"/>
-          <w:sz w:val="18"/>
-          <w:szCs w:val="18"/>
-        </w:rPr>
-        <w:t>}}</w:t>
+        <w:t>{{SIGNATURE_TITLE_2}}</w:t>
       </w:r>
     </w:p>
     <w:p>
@@ -2145,7 +2140,7 @@
 </file>
 
 <file path=word/endnotes.xml><?xml version="1.0" encoding="utf-8"?>
-<w:endnotes xmlns:wpc="http://schemas.microsoft.com/office/word/2010/wordprocessingCanvas" xmlns:cx="http://schemas.microsoft.com/office/drawing/2014/chartex" xmlns:cx1="http://schemas.microsoft.com/office/drawing/2015/9/8/chartex" xmlns:cx2="http://schemas.microsoft.com/office/drawing/2015/10/21/chartex" xmlns:cx3="http://schemas.microsoft.com/office/drawing/2016/5/9/chartex" xmlns:cx4="http://schemas.microsoft.com/office/drawing/2016/5/10/chartex" xmlns:cx5="http://schemas.microsoft.com/office/drawing/2016/5/11/chartex" xmlns:cx6="http://schemas.microsoft.com/office/drawing/2016/5/12/chartex" xmlns:cx7="http://schemas.microsoft.com/office/drawing/2016/5/13/chartex" xmlns:cx8="http://schemas.microsoft.com/office/drawing/2016/5/14/chartex" xmlns:mc="http://schemas.openxmlformats.org/markup-compatibility/2006" xmlns:aink="http://schemas.microsoft.com/office/drawing/2016/ink" xmlns:am3d="http://schemas.microsoft.com/office/drawing/2017/model3d" xmlns:o="urn:schemas-microsoft-com:office:office" xmlns:oel="http://schemas.microsoft.com/office/2019/extlst" xmlns:r="http://schemas.openxmlformats.org/officeDocument/2006/relationships" xmlns:m="http://schemas.openxmlformats.org/officeDocument/2006/math" xmlns:v="urn:schemas-microsoft-com:vml" xmlns:wp14="http://schemas.microsoft.com/office/word/2010/wordprocessingDrawing" xmlns:wp="http://schemas.openxmlformats.org/drawingml/2006/wordprocessingDrawing" xmlns:w10="urn:schemas-microsoft-com:office:word" xmlns:w="http://schemas.openxmlformats.org/wordprocessingml/2006/main" xmlns:w14="http://schemas.microsoft.com/office/word/2010/wordml" xmlns:w15="http://schemas.microsoft.com/office/word/2012/wordml" xmlns:w16cei="http://schemas.microsoft.com/office/word/2026/wordml/cei" xmlns:w16cex="http://schemas.microsoft.com/office/word/2018/wordml/cex" xmlns:w16cid="http://schemas.microsoft.com/office/word/2016/wordml/cid" xmlns:w16="http://schemas.microsoft.com/office/word/2018/wordml" xmlns:w16du="http://schemas.microsoft.com/office/word/2023/wordml/word16du" xmlns:w16sdtdh="http://schemas.microsoft.com/office/word/2020/wordml/sdtdatahash" xmlns:w16sdtfl="http://schemas.microsoft.com/office/word/2024/wordml/sdtformatlock" xmlns:w16se="http://schemas.microsoft.com/office/word/2015/wordml/symex" xmlns:wpg="http://schemas.microsoft.com/office/word/2010/wordprocessingGroup" xmlns:wpi="http://schemas.microsoft.com/office/word/2010/wordprocessingInk" xmlns:wne="http://schemas.microsoft.com/office/word/2006/wordml" xmlns:wps="http://schemas.microsoft.com/office/word/2010/wordprocessingShape" mc:Ignorable="w14 w15 w16se w16cid w16 w16cex w16sdtdh w16sdtfl w16du wp14">
+<w:endnotes xmlns:wpc="http://schemas.microsoft.com/office/word/2010/wordprocessingCanvas" xmlns:cx="http://schemas.microsoft.com/office/drawing/2014/chartex" xmlns:cx1="http://schemas.microsoft.com/office/drawing/2015/9/8/chartex" xmlns:cx2="http://schemas.microsoft.com/office/drawing/2015/10/21/chartex" xmlns:cx3="http://schemas.microsoft.com/office/drawing/2016/5/9/chartex" xmlns:cx4="http://schemas.microsoft.com/office/drawing/2016/5/10/chartex" xmlns:cx5="http://schemas.microsoft.com/office/drawing/2016/5/11/chartex" xmlns:cx6="http://schemas.microsoft.com/office/drawing/2016/5/12/chartex" xmlns:cx7="http://schemas.microsoft.com/office/drawing/2016/5/13/chartex" xmlns:cx8="http://schemas.microsoft.com/office/drawing/2016/5/14/chartex" xmlns:mc="http://schemas.openxmlformats.org/markup-compatibility/2006" xmlns:aink="http://schemas.microsoft.com/office/drawing/2016/ink" xmlns:am3d="http://schemas.microsoft.com/office/drawing/2017/model3d" xmlns:o="urn:schemas-microsoft-com:office:office" xmlns:oel="http://schemas.microsoft.com/office/2019/extlst" xmlns:r="http://schemas.openxmlformats.org/officeDocument/2006/relationships" xmlns:m="http://schemas.openxmlformats.org/officeDocument/2006/math" xmlns:v="urn:schemas-microsoft-com:vml" xmlns:wp14="http://schemas.microsoft.com/office/word/2010/wordprocessingDrawing" xmlns:wp="http://schemas.openxmlformats.org/drawingml/2006/wordprocessingDrawing" xmlns:w10="urn:schemas-microsoft-com:office:word" xmlns:w="http://schemas.openxmlformats.org/wordprocessingml/2006/main" xmlns:w14="http://schemas.microsoft.com/office/word/2010/wordml" xmlns:w15="http://schemas.microsoft.com/office/word/2012/wordml" xmlns:w16cex="http://schemas.microsoft.com/office/word/2018/wordml/cex" xmlns:w16cid="http://schemas.microsoft.com/office/word/2016/wordml/cid" xmlns:w16="http://schemas.microsoft.com/office/word/2018/wordml" xmlns:w16du="http://schemas.microsoft.com/office/word/2023/wordml/word16du" xmlns:w16sdtdh="http://schemas.microsoft.com/office/word/2020/wordml/sdtdatahash" xmlns:w16sdtfl="http://schemas.microsoft.com/office/word/2024/wordml/sdtformatlock" xmlns:w16se="http://schemas.microsoft.com/office/word/2015/wordml/symex" xmlns:wpg="http://schemas.microsoft.com/office/word/2010/wordprocessingGroup" xmlns:wpi="http://schemas.microsoft.com/office/word/2010/wordprocessingInk" xmlns:wne="http://schemas.microsoft.com/office/word/2006/wordml" xmlns:wps="http://schemas.microsoft.com/office/word/2010/wordprocessingShape" mc:Ignorable="w14 w15 w16se w16cid w16 w16cex w16sdtdh w16sdtfl w16du wp14">
   <w:endnote w:type="separator" w:id="-1">
     <w:p>
       <w:r>
@@ -2164,7 +2159,7 @@
 </file>
 
 <file path=word/footer1.xml><?xml version="1.0" encoding="utf-8"?>
-<w:ftr xmlns:wpc="http://schemas.microsoft.com/office/word/2010/wordprocessingCanvas" xmlns:cx="http://schemas.microsoft.com/office/drawing/2014/chartex" xmlns:cx1="http://schemas.microsoft.com/office/drawing/2015/9/8/chartex" xmlns:cx2="http://schemas.microsoft.com/office/drawing/2015/10/21/chartex" xmlns:cx3="http://schemas.microsoft.com/office/drawing/2016/5/9/chartex" xmlns:cx4="http://schemas.microsoft.com/office/drawing/2016/5/10/chartex" xmlns:cx5="http://schemas.microsoft.com/office/drawing/2016/5/11/chartex" xmlns:cx6="http://schemas.microsoft.com/office/drawing/2016/5/12/chartex" xmlns:cx7="http://schemas.microsoft.com/office/drawing/2016/5/13/chartex" xmlns:cx8="http://schemas.microsoft.com/office/drawing/2016/5/14/chartex" xmlns:mc="http://schemas.openxmlformats.org/markup-compatibility/2006" xmlns:aink="http://schemas.microsoft.com/office/drawing/2016/ink" xmlns:am3d="http://schemas.microsoft.com/office/drawing/2017/model3d" xmlns:o="urn:schemas-microsoft-com:office:office" xmlns:oel="http://schemas.microsoft.com/office/2019/extlst" xmlns:r="http://schemas.openxmlformats.org/officeDocument/2006/relationships" xmlns:m="http://schemas.openxmlformats.org/officeDocument/2006/math" xmlns:v="urn:schemas-microsoft-com:vml" xmlns:wp14="http://schemas.microsoft.com/office/word/2010/wordprocessingDrawing" xmlns:wp="http://schemas.openxmlformats.org/drawingml/2006/wordprocessingDrawing" xmlns:w10="urn:schemas-microsoft-com:office:word" xmlns:w="http://schemas.openxmlformats.org/wordprocessingml/2006/main" xmlns:w14="http://schemas.microsoft.com/office/word/2010/wordml" xmlns:w15="http://schemas.microsoft.com/office/word/2012/wordml" xmlns:w16cei="http://schemas.microsoft.com/office/word/2026/wordml/cei" xmlns:w16cex="http://schemas.microsoft.com/office/word/2018/wordml/cex" xmlns:w16cid="http://schemas.microsoft.com/office/word/2016/wordml/cid" xmlns:w16="http://schemas.microsoft.com/office/word/2018/wordml" xmlns:w16du="http://schemas.microsoft.com/office/word/2023/wordml/word16du" xmlns:w16sdtdh="http://schemas.microsoft.com/office/word/2020/wordml/sdtdatahash" xmlns:w16sdtfl="http://schemas.microsoft.com/office/word/2024/wordml/sdtformatlock" xmlns:w16se="http://schemas.microsoft.com/office/word/2015/wordml/symex" xmlns:wpg="http://schemas.microsoft.com/office/word/2010/wordprocessingGroup" xmlns:wpi="http://schemas.microsoft.com/office/word/2010/wordprocessingInk" xmlns:wne="http://schemas.microsoft.com/office/word/2006/wordml" xmlns:wps="http://schemas.microsoft.com/office/word/2010/wordprocessingShape" mc:Ignorable="w14 w15 w16se w16cid w16 w16cex w16sdtdh w16sdtfl w16du wp14">
+<w:ftr xmlns:wpc="http://schemas.microsoft.com/office/word/2010/wordprocessingCanvas" xmlns:cx="http://schemas.microsoft.com/office/drawing/2014/chartex" xmlns:cx1="http://schemas.microsoft.com/office/drawing/2015/9/8/chartex" xmlns:cx2="http://schemas.microsoft.com/office/drawing/2015/10/21/chartex" xmlns:cx3="http://schemas.microsoft.com/office/drawing/2016/5/9/chartex" xmlns:cx4="http://schemas.microsoft.com/office/drawing/2016/5/10/chartex" xmlns:cx5="http://schemas.microsoft.com/office/drawing/2016/5/11/chartex" xmlns:cx6="http://schemas.microsoft.com/office/drawing/2016/5/12/chartex" xmlns:cx7="http://schemas.microsoft.com/office/drawing/2016/5/13/chartex" xmlns:cx8="http://schemas.microsoft.com/office/drawing/2016/5/14/chartex" xmlns:mc="http://schemas.openxmlformats.org/markup-compatibility/2006" xmlns:aink="http://schemas.microsoft.com/office/drawing/2016/ink" xmlns:am3d="http://schemas.microsoft.com/office/drawing/2017/model3d" xmlns:o="urn:schemas-microsoft-com:office:office" xmlns:oel="http://schemas.microsoft.com/office/2019/extlst" xmlns:r="http://schemas.openxmlformats.org/officeDocument/2006/relationships" xmlns:m="http://schemas.openxmlformats.org/officeDocument/2006/math" xmlns:v="urn:schemas-microsoft-com:vml" xmlns:wp14="http://schemas.microsoft.com/office/word/2010/wordprocessingDrawing" xmlns:wp="http://schemas.openxmlformats.org/drawingml/2006/wordprocessingDrawing" xmlns:w10="urn:schemas-microsoft-com:office:word" xmlns:w="http://schemas.openxmlformats.org/wordprocessingml/2006/main" xmlns:w14="http://schemas.microsoft.com/office/word/2010/wordml" xmlns:w15="http://schemas.microsoft.com/office/word/2012/wordml" xmlns:w16cex="http://schemas.microsoft.com/office/word/2018/wordml/cex" xmlns:w16cid="http://schemas.microsoft.com/office/word/2016/wordml/cid" xmlns:w16="http://schemas.microsoft.com/office/word/2018/wordml" xmlns:w16du="http://schemas.microsoft.com/office/word/2023/wordml/word16du" xmlns:w16sdtdh="http://schemas.microsoft.com/office/word/2020/wordml/sdtdatahash" xmlns:w16sdtfl="http://schemas.microsoft.com/office/word/2024/wordml/sdtformatlock" xmlns:w16se="http://schemas.microsoft.com/office/word/2015/wordml/symex" xmlns:wpg="http://schemas.microsoft.com/office/word/2010/wordprocessingGroup" xmlns:wpi="http://schemas.microsoft.com/office/word/2010/wordprocessingInk" xmlns:wne="http://schemas.microsoft.com/office/word/2006/wordml" xmlns:wps="http://schemas.microsoft.com/office/word/2010/wordprocessingShape" mc:Ignorable="w14 w15 w16se w16cid w16 w16cex w16sdtdh w16sdtfl w16du wp14">
   <w:p>
     <w:pPr>
       <w:pStyle w:val="Footer"/>
@@ -2299,7 +2294,7 @@
 </file>
 
 <file path=word/footnotes.xml><?xml version="1.0" encoding="utf-8"?>
-<w:footnotes xmlns:wpc="http://schemas.microsoft.com/office/word/2010/wordprocessingCanvas" xmlns:cx="http://schemas.microsoft.com/office/drawing/2014/chartex" xmlns:cx1="http://schemas.microsoft.com/office/drawing/2015/9/8/chartex" xmlns:cx2="http://schemas.microsoft.com/office/drawing/2015/10/21/chartex" xmlns:cx3="http://schemas.microsoft.com/office/drawing/2016/5/9/chartex" xmlns:cx4="http://schemas.microsoft.com/office/drawing/2016/5/10/chartex" xmlns:cx5="http://schemas.microsoft.com/office/drawing/2016/5/11/chartex" xmlns:cx6="http://schemas.microsoft.com/office/drawing/2016/5/12/chartex" xmlns:cx7="http://schemas.microsoft.com/office/drawing/2016/5/13/chartex" xmlns:cx8="http://schemas.microsoft.com/office/drawing/2016/5/14/chartex" xmlns:mc="http://schemas.openxmlformats.org/markup-compatibility/2006" xmlns:aink="http://schemas.microsoft.com/office/drawing/2016/ink" xmlns:am3d="http://schemas.microsoft.com/office/drawing/2017/model3d" xmlns:o="urn:schemas-microsoft-com:office:office" xmlns:oel="http://schemas.microsoft.com/office/2019/extlst" xmlns:r="http://schemas.openxmlformats.org/officeDocument/2006/relationships" xmlns:m="http://schemas.openxmlformats.org/officeDocument/2006/math" xmlns:v="urn:schemas-microsoft-com:vml" xmlns:wp14="http://schemas.microsoft.com/office/word/2010/wordprocessingDrawing" xmlns:wp="http://schemas.openxmlformats.org/drawingml/2006/wordprocessingDrawing" xmlns:w10="urn:schemas-microsoft-com:office:word" xmlns:w="http://schemas.openxmlformats.org/wordprocessingml/2006/main" xmlns:w14="http://schemas.microsoft.com/office/word/2010/wordml" xmlns:w15="http://schemas.microsoft.com/office/word/2012/wordml" xmlns:w16cei="http://schemas.microsoft.com/office/word/2026/wordml/cei" xmlns:w16cex="http://schemas.microsoft.com/office/word/2018/wordml/cex" xmlns:w16cid="http://schemas.microsoft.com/office/word/2016/wordml/cid" xmlns:w16="http://schemas.microsoft.com/office/word/2018/wordml" xmlns:w16du="http://schemas.microsoft.com/office/word/2023/wordml/word16du" xmlns:w16sdtdh="http://schemas.microsoft.com/office/word/2020/wordml/sdtdatahash" xmlns:w16sdtfl="http://schemas.microsoft.com/office/word/2024/wordml/sdtformatlock" xmlns:w16se="http://schemas.microsoft.com/office/word/2015/wordml/symex" xmlns:wpg="http://schemas.microsoft.com/office/word/2010/wordprocessingGroup" xmlns:wpi="http://schemas.microsoft.com/office/word/2010/wordprocessingInk" xmlns:wne="http://schemas.microsoft.com/office/word/2006/wordml" xmlns:wps="http://schemas.microsoft.com/office/word/2010/wordprocessingShape" mc:Ignorable="w14 w15 w16se w16cid w16 w16cex w16sdtdh w16sdtfl w16du wp14">
+<w:footnotes xmlns:wpc="http://schemas.microsoft.com/office/word/2010/wordprocessingCanvas" xmlns:cx="http://schemas.microsoft.com/office/drawing/2014/chartex" xmlns:cx1="http://schemas.microsoft.com/office/drawing/2015/9/8/chartex" xmlns:cx2="http://schemas.microsoft.com/office/drawing/2015/10/21/chartex" xmlns:cx3="http://schemas.microsoft.com/office/drawing/2016/5/9/chartex" xmlns:cx4="http://schemas.microsoft.com/office/drawing/2016/5/10/chartex" xmlns:cx5="http://schemas.microsoft.com/office/drawing/2016/5/11/chartex" xmlns:cx6="http://schemas.microsoft.com/office/drawing/2016/5/12/chartex" xmlns:cx7="http://schemas.microsoft.com/office/drawing/2016/5/13/chartex" xmlns:cx8="http://schemas.microsoft.com/office/drawing/2016/5/14/chartex" xmlns:mc="http://schemas.openxmlformats.org/markup-compatibility/2006" xmlns:aink="http://schemas.microsoft.com/office/drawing/2016/ink" xmlns:am3d="http://schemas.microsoft.com/office/drawing/2017/model3d" xmlns:o="urn:schemas-microsoft-com:office:office" xmlns:oel="http://schemas.microsoft.com/office/2019/extlst" xmlns:r="http://schemas.openxmlformats.org/officeDocument/2006/relationships" xmlns:m="http://schemas.openxmlformats.org/officeDocument/2006/math" xmlns:v="urn:schemas-microsoft-com:vml" xmlns:wp14="http://schemas.microsoft.com/office/word/2010/wordprocessingDrawing" xmlns:wp="http://schemas.openxmlformats.org/drawingml/2006/wordprocessingDrawing" xmlns:w10="urn:schemas-microsoft-com:office:word" xmlns:w="http://schemas.openxmlformats.org/wordprocessingml/2006/main" xmlns:w14="http://schemas.microsoft.com/office/word/2010/wordml" xmlns:w15="http://schemas.microsoft.com/office/word/2012/wordml" xmlns:w16cex="http://schemas.microsoft.com/office/word/2018/wordml/cex" xmlns:w16cid="http://schemas.microsoft.com/office/word/2016/wordml/cid" xmlns:w16="http://schemas.microsoft.com/office/word/2018/wordml" xmlns:w16du="http://schemas.microsoft.com/office/word/2023/wordml/word16du" xmlns:w16sdtdh="http://schemas.microsoft.com/office/word/2020/wordml/sdtdatahash" xmlns:w16sdtfl="http://schemas.microsoft.com/office/word/2024/wordml/sdtformatlock" xmlns:w16se="http://schemas.microsoft.com/office/word/2015/wordml/symex" xmlns:wpg="http://schemas.microsoft.com/office/word/2010/wordprocessingGroup" xmlns:wpi="http://schemas.microsoft.com/office/word/2010/wordprocessingInk" xmlns:wne="http://schemas.microsoft.com/office/word/2006/wordml" xmlns:wps="http://schemas.microsoft.com/office/word/2010/wordprocessingShape" mc:Ignorable="w14 w15 w16se w16cid w16 w16cex w16sdtdh w16sdtfl w16du wp14">
   <w:footnote w:type="separator" w:id="-1">
     <w:p>
       <w:r>
@@ -2318,7 +2313,7 @@
 </file>
 
 <file path=word/numbering.xml><?xml version="1.0" encoding="utf-8"?>
-<w:numbering xmlns:wpc="http://schemas.microsoft.com/office/word/2010/wordprocessingCanvas" xmlns:cx="http://schemas.microsoft.com/office/drawing/2014/chartex" xmlns:cx1="http://schemas.microsoft.com/office/drawing/2015/9/8/chartex" xmlns:cx2="http://schemas.microsoft.com/office/drawing/2015/10/21/chartex" xmlns:cx3="http://schemas.microsoft.com/office/drawing/2016/5/9/chartex" xmlns:cx4="http://schemas.microsoft.com/office/drawing/2016/5/10/chartex" xmlns:cx5="http://schemas.microsoft.com/office/drawing/2016/5/11/chartex" xmlns:cx6="http://schemas.microsoft.com/office/drawing/2016/5/12/chartex" xmlns:cx7="http://schemas.microsoft.com/office/drawing/2016/5/13/chartex" xmlns:cx8="http://schemas.microsoft.com/office/drawing/2016/5/14/chartex" xmlns:mc="http://schemas.openxmlformats.org/markup-compatibility/2006" xmlns:aink="http://schemas.microsoft.com/office/drawing/2016/ink" xmlns:am3d="http://schemas.microsoft.com/office/drawing/2017/model3d" xmlns:o="urn:schemas-microsoft-com:office:office" xmlns:oel="http://schemas.microsoft.com/office/2019/extlst" xmlns:r="http://schemas.openxmlformats.org/officeDocument/2006/relationships" xmlns:m="http://schemas.openxmlformats.org/officeDocument/2006/math" xmlns:v="urn:schemas-microsoft-com:vml" xmlns:wp14="http://schemas.microsoft.com/office/word/2010/wordprocessingDrawing" xmlns:wp="http://schemas.openxmlformats.org/drawingml/2006/wordprocessingDrawing" xmlns:w10="urn:schemas-microsoft-com:office:word" xmlns:w="http://schemas.openxmlformats.org/wordprocessingml/2006/main" xmlns:w14="http://schemas.microsoft.com/office/word/2010/wordml" xmlns:w15="http://schemas.microsoft.com/office/word/2012/wordml" xmlns:w16cei="http://schemas.microsoft.com/office/word/2026/wordml/cei" xmlns:w16cex="http://schemas.microsoft.com/office/word/2018/wordml/cex" xmlns:w16cid="http://schemas.microsoft.com/office/word/2016/wordml/cid" xmlns:w16="http://schemas.microsoft.com/office/word/2018/wordml" xmlns:w16du="http://schemas.microsoft.com/office/word/2023/wordml/word16du" xmlns:w16sdtdh="http://schemas.microsoft.com/office/word/2020/wordml/sdtdatahash" xmlns:w16sdtfl="http://schemas.microsoft.com/office/word/2024/wordml/sdtformatlock" xmlns:w16se="http://schemas.microsoft.com/office/word/2015/wordml/symex" xmlns:wpg="http://schemas.microsoft.com/office/word/2010/wordprocessingGroup" xmlns:wpi="http://schemas.microsoft.com/office/word/2010/wordprocessingInk" xmlns:wne="http://schemas.microsoft.com/office/word/2006/wordml" xmlns:wps="http://schemas.microsoft.com/office/word/2010/wordprocessingShape" mc:Ignorable="w14 w15 w16se w16cid w16 w16cex w16sdtdh w16sdtfl w16du wp14">
+<w:numbering xmlns:wpc="http://schemas.microsoft.com/office/word/2010/wordprocessingCanvas" xmlns:cx="http://schemas.microsoft.com/office/drawing/2014/chartex" xmlns:cx1="http://schemas.microsoft.com/office/drawing/2015/9/8/chartex" xmlns:cx2="http://schemas.microsoft.com/office/drawing/2015/10/21/chartex" xmlns:cx3="http://schemas.microsoft.com/office/drawing/2016/5/9/chartex" xmlns:cx4="http://schemas.microsoft.com/office/drawing/2016/5/10/chartex" xmlns:cx5="http://schemas.microsoft.com/office/drawing/2016/5/11/chartex" xmlns:cx6="http://schemas.microsoft.com/office/drawing/2016/5/12/chartex" xmlns:cx7="http://schemas.microsoft.com/office/drawing/2016/5/13/chartex" xmlns:cx8="http://schemas.microsoft.com/office/drawing/2016/5/14/chartex" xmlns:mc="http://schemas.openxmlformats.org/markup-compatibility/2006" xmlns:aink="http://schemas.microsoft.com/office/drawing/2016/ink" xmlns:am3d="http://schemas.microsoft.com/office/drawing/2017/model3d" xmlns:o="urn:schemas-microsoft-com:office:office" xmlns:oel="http://schemas.microsoft.com/office/2019/extlst" xmlns:r="http://schemas.openxmlformats.org/officeDocument/2006/relationships" xmlns:m="http://schemas.openxmlformats.org/officeDocument/2006/math" xmlns:v="urn:schemas-microsoft-com:vml" xmlns:wp14="http://schemas.microsoft.com/office/word/2010/wordprocessingDrawing" xmlns:wp="http://schemas.openxmlformats.org/drawingml/2006/wordprocessingDrawing" xmlns:w10="urn:schemas-microsoft-com:office:word" xmlns:w="http://schemas.openxmlformats.org/wordprocessingml/2006/main" xmlns:w14="http://schemas.microsoft.com/office/word/2010/wordml" xmlns:w15="http://schemas.microsoft.com/office/word/2012/wordml" xmlns:w16cex="http://schemas.microsoft.com/office/word/2018/wordml/cex" xmlns:w16cid="http://schemas.microsoft.com/office/word/2016/wordml/cid" xmlns:w16="http://schemas.microsoft.com/office/word/2018/wordml" xmlns:w16du="http://schemas.microsoft.com/office/word/2023/wordml/word16du" xmlns:w16sdtdh="http://schemas.microsoft.com/office/word/2020/wordml/sdtdatahash" xmlns:w16sdtfl="http://schemas.microsoft.com/office/word/2024/wordml/sdtformatlock" xmlns:w16se="http://schemas.microsoft.com/office/word/2015/wordml/symex" xmlns:wpg="http://schemas.microsoft.com/office/word/2010/wordprocessingGroup" xmlns:wpi="http://schemas.microsoft.com/office/word/2010/wordprocessingInk" xmlns:wne="http://schemas.microsoft.com/office/word/2006/wordml" xmlns:wps="http://schemas.microsoft.com/office/word/2010/wordprocessingShape" mc:Ignorable="w14 w15 w16se w16cid w16 w16cex w16sdtdh w16sdtfl w16du wp14">
   <w:abstractNum w:abstractNumId="0" w15:restartNumberingAfterBreak="0">
     <w:nsid w:val="FFFFFFFE"/>
     <w:multiLevelType w:val="singleLevel"/>
@@ -2792,7 +2787,6 @@
   <w:style w:type="character" w:default="1" w:styleId="DefaultParagraphFont">
     <w:name w:val="Default Paragraph Font"/>
     <w:uiPriority w:val="1"/>
-    <w:semiHidden/>
     <w:unhideWhenUsed/>
   </w:style>
   <w:style w:type="table" w:default="1" w:styleId="TableNormal">

--- a/deed_of_trust_template.docx
+++ b/deed_of_trust_template.docx
@@ -1311,268 +1311,394 @@
     </w:p>
     <w:p>
       <w:pPr>
-        <w:ind w:firstLine="360"/>
-        <w:jc w:val="both"/>
-      </w:pPr>
-    </w:p>
-    <w:p>
-      <w:pPr>
-        <w:ind w:firstLine="360"/>
-        <w:jc w:val="both"/>
-      </w:pPr>
-    </w:p>
-    <w:p>
-      <w:pPr>
-        <w:pStyle w:val="Heading3"/>
-        <w:tabs>
-          <w:tab w:val="left" w:pos="3832"/>
-          <w:tab w:val="left" w:pos="4683"/>
-          <w:tab w:val="left" w:pos="7855"/>
-        </w:tabs>
-        <w:rPr>
-          <w:rFonts w:cs="Arial"/>
-          <w:sz w:val="18"/>
-          <w:szCs w:val="18"/>
-        </w:rPr>
-      </w:pPr>
-      <w:r>
-        <w:rPr>
-          <w:rFonts w:cs="Arial"/>
-          <w:color w:val="211E1F"/>
-          <w:spacing w:val="-5"/>
-          <w:sz w:val="18"/>
-          <w:szCs w:val="18"/>
-        </w:rPr>
-        <w:t>BY:</w:t>
-      </w:r>
-      <w:r>
-        <w:rPr>
-          <w:rFonts w:cs="Arial"/>
-          <w:color w:val="211E1F"/>
-          <w:sz w:val="18"/>
-          <w:szCs w:val="18"/>
-          <w:u w:val="single" w:color="201D1E"/>
-        </w:rPr>
-        <w:tab/>
-      </w:r>
-      <w:r>
-        <w:rPr>
-          <w:rFonts w:cs="Arial"/>
-          <w:color w:val="211E1F"/>
-          <w:sz w:val="18"/>
-          <w:szCs w:val="18"/>
-        </w:rPr>
-        <w:tab/>
-      </w:r>
-    </w:p>
-    <w:p>
-      <w:pPr>
         <w:pStyle w:val="BodyText"/>
-        <w:tabs>
-          <w:tab w:val="left" w:pos="5118"/>
-        </w:tabs>
-        <w:spacing w:before="12"/>
-        <w:rPr>
-          <w:color w:val="211E1F"/>
-          <w:sz w:val="18"/>
-          <w:szCs w:val="18"/>
-        </w:rPr>
-      </w:pPr>
-      <w:r>
-        <w:rPr>
-          <w:color w:val="211E1F"/>
-          <w:sz w:val="18"/>
-          <w:szCs w:val="18"/>
-        </w:rPr>
-        <w:t>{{SIGNATURE_FOOTER</w:t>
-      </w:r>
-      <w:proofErr w:type="gramStart"/>
-      <w:r>
-        <w:rPr>
-          <w:color w:val="211E1F"/>
-          <w:sz w:val="18"/>
-          <w:szCs w:val="18"/>
-        </w:rPr>
-        <w:t>}}</w:t>
-      </w:r>
-      <w:r>
-        <w:rPr>
-          <w:color w:val="211E1F"/>
-          <w:sz w:val="18"/>
-          <w:szCs w:val="18"/>
-        </w:rPr>
-        <w:t xml:space="preserve">   </w:t>
-      </w:r>
-      <w:proofErr w:type="gramEnd"/>
-      <w:r>
-        <w:rPr>
-          <w:color w:val="211E1F"/>
-          <w:sz w:val="18"/>
-          <w:szCs w:val="18"/>
-        </w:rPr>
-        <w:t xml:space="preserve">                  </w:t>
-      </w:r>
-      <w:r>
-        <w:rPr>
-          <w:color w:val="211E1F"/>
-          <w:sz w:val="18"/>
-          <w:szCs w:val="18"/>
-        </w:rPr>
-        <w:t xml:space="preserve">    </w:t>
-      </w:r>
-      <w:r>
-        <w:rPr>
-          <w:color w:val="211E1F"/>
-          <w:sz w:val="18"/>
-          <w:szCs w:val="18"/>
-        </w:rPr>
-        <w:t xml:space="preserve"> Date:</w:t>
-      </w:r>
+      </w:pPr>
     </w:p>
     <w:p>
       <w:pPr>
         <w:pStyle w:val="BodyText"/>
-        <w:tabs>
-          <w:tab w:val="left" w:pos="5118"/>
-        </w:tabs>
-        <w:spacing w:before="12"/>
-        <w:rPr>
-          <w:noProof/>
-          <w:color w:val="211E1F"/>
-          <w:sz w:val="18"/>
-          <w:szCs w:val="18"/>
-        </w:rPr>
-      </w:pPr>
-      <w:r>
-        <w:rPr>
-          <w:color w:val="211E1F"/>
-          <w:sz w:val="18"/>
-          <w:szCs w:val="18"/>
-        </w:rPr>
-        <w:t>{{SIGNATURE_TITLE}}</w:t>
-      </w:r>
-    </w:p>
-    <w:p>
-      <w:pPr>
-        <w:pStyle w:val="BodyText"/>
-      </w:pPr>
-    </w:p>
-    <w:p>
-      <w:pPr>
-        <w:pStyle w:val="Heading3"/>
-        <w:tabs>
-          <w:tab w:val="left" w:pos="3832"/>
-          <w:tab w:val="left" w:pos="4683"/>
-          <w:tab w:val="left" w:pos="7855"/>
-        </w:tabs>
-        <w:rPr>
-          <w:rFonts w:cs="Arial"/>
-          <w:sz w:val="18"/>
-          <w:szCs w:val="18"/>
-        </w:rPr>
-      </w:pPr>
-      <w:r>
-        <w:rPr>
-          <w:rFonts w:cs="Arial"/>
-          <w:color w:val="211E1F"/>
-          <w:spacing w:val="-5"/>
-          <w:sz w:val="18"/>
-          <w:szCs w:val="18"/>
-        </w:rPr>
-        <w:t>BY:</w:t>
-      </w:r>
-      <w:r>
-        <w:rPr>
-          <w:rFonts w:cs="Arial"/>
-          <w:color w:val="211E1F"/>
-          <w:sz w:val="18"/>
-          <w:szCs w:val="18"/>
-          <w:u w:val="single" w:color="201D1E"/>
-        </w:rPr>
-        <w:tab/>
-      </w:r>
-      <w:r>
-        <w:rPr>
-          <w:rFonts w:cs="Arial"/>
-          <w:color w:val="211E1F"/>
-          <w:sz w:val="18"/>
-          <w:szCs w:val="18"/>
-        </w:rPr>
-        <w:tab/>
-      </w:r>
-    </w:p>
-    <w:p>
-      <w:pPr>
-        <w:pStyle w:val="BodyText"/>
-        <w:tabs>
-          <w:tab w:val="left" w:pos="5118"/>
-        </w:tabs>
-        <w:spacing w:before="12"/>
-        <w:rPr>
-          <w:color w:val="211E1F"/>
-          <w:sz w:val="18"/>
-          <w:szCs w:val="18"/>
-        </w:rPr>
-      </w:pPr>
-      <w:r>
-        <w:rPr>
-          <w:color w:val="211E1F"/>
-          <w:sz w:val="18"/>
-          <w:szCs w:val="18"/>
-        </w:rPr>
-        <w:t>{{SIGNATURE_FOOTER_2</w:t>
-      </w:r>
-      <w:proofErr w:type="gramStart"/>
-      <w:r>
-        <w:rPr>
-          <w:color w:val="211E1F"/>
-          <w:sz w:val="18"/>
-          <w:szCs w:val="18"/>
-        </w:rPr>
-        <w:t xml:space="preserve">}}   </w:t>
-      </w:r>
-      <w:proofErr w:type="gramEnd"/>
-      <w:r>
-        <w:rPr>
-          <w:color w:val="211E1F"/>
-          <w:sz w:val="18"/>
-          <w:szCs w:val="18"/>
-        </w:rPr>
-        <w:t xml:space="preserve">                   Date:</w:t>
-      </w:r>
-    </w:p>
-    <w:p>
-      <w:pPr>
-        <w:pStyle w:val="BodyText"/>
-        <w:tabs>
-          <w:tab w:val="left" w:pos="5118"/>
-        </w:tabs>
-        <w:spacing w:before="12"/>
-        <w:rPr>
-          <w:noProof/>
-          <w:color w:val="211E1F"/>
-          <w:sz w:val="18"/>
-          <w:szCs w:val="18"/>
-        </w:rPr>
-      </w:pPr>
-      <w:r>
-        <w:rPr>
-          <w:color w:val="211E1F"/>
-          <w:sz w:val="18"/>
-          <w:szCs w:val="18"/>
-        </w:rPr>
-        <w:t>{{SIGNATURE_TITLE_2}}</w:t>
-      </w:r>
-    </w:p>
-    <w:p>
-      <w:pPr>
-        <w:ind w:firstLine="360"/>
-        <w:jc w:val="both"/>
-      </w:pPr>
-    </w:p>
-    <w:p>
-      <w:pPr>
-        <w:ind w:firstLine="360"/>
+      </w:pPr>
+    </w:p>
+    <w:tbl>
+      <w:tblPr>
+        <w:tblStyle w:val="TableGrid"/>
+        <w:tblW w:w="0" w:type="auto"/>
+        <w:tblLook w:val="04A0" w:firstRow="1" w:lastRow="0" w:firstColumn="1" w:lastColumn="0" w:noHBand="0" w:noVBand="1"/>
+      </w:tblPr>
+      <w:tblGrid>
+        <w:gridCol w:w="5589"/>
+        <w:gridCol w:w="5211"/>
+      </w:tblGrid>
+      <w:tr>
+        <w:tc>
+          <w:tcPr>
+            <w:tcW w:w="5760" w:type="dxa"/>
+            <w:tcBorders>
+              <w:top w:val="nil"/>
+              <w:left w:val="nil"/>
+              <w:bottom w:val="nil"/>
+              <w:right w:val="nil"/>
+            </w:tcBorders>
+          </w:tcPr>
+          <w:p>
+            <w:pPr>
+              <w:pStyle w:val="Heading3"/>
+              <w:tabs>
+                <w:tab w:val="left" w:pos="3832"/>
+                <w:tab w:val="left" w:pos="4683"/>
+                <w:tab w:val="left" w:pos="7855"/>
+              </w:tabs>
+              <w:rPr>
+                <w:sz w:val="18"/>
+                <w:szCs w:val="18"/>
+              </w:rPr>
+            </w:pPr>
+            <w:r>
+              <w:rPr>
+                <w:color w:val="211E1F"/>
+                <w:spacing w:val="-5"/>
+                <w:sz w:val="18"/>
+                <w:szCs w:val="18"/>
+              </w:rPr>
+              <w:t>BY:</w:t>
+            </w:r>
+            <w:r>
+              <w:rPr>
+                <w:color w:val="211E1F"/>
+                <w:sz w:val="18"/>
+                <w:szCs w:val="18"/>
+                <w:u w:val="single" w:color="201D1E"/>
+              </w:rPr>
+              <w:tab/>
+            </w:r>
+            <w:r>
+              <w:rPr>
+                <w:color w:val="211E1F"/>
+                <w:sz w:val="18"/>
+                <w:szCs w:val="18"/>
+              </w:rPr>
+              <w:tab/>
+            </w:r>
+          </w:p>
+          <w:p>
+            <w:pPr>
+              <w:pStyle w:val="BodyText"/>
+              <w:tabs>
+                <w:tab w:val="left" w:pos="5118"/>
+              </w:tabs>
+              <w:spacing w:before="12"/>
+              <w:rPr>
+                <w:color w:val="211E1F"/>
+                <w:sz w:val="18"/>
+                <w:szCs w:val="18"/>
+              </w:rPr>
+            </w:pPr>
+            <w:r>
+              <w:rPr>
+                <w:color w:val="211E1F"/>
+                <w:sz w:val="18"/>
+                <w:szCs w:val="18"/>
+              </w:rPr>
+              <w:t>{{SIGNATURE_FOOTER</w:t>
+            </w:r>
+            <w:proofErr w:type="gramStart"/>
+            <w:r>
+              <w:rPr>
+                <w:color w:val="211E1F"/>
+                <w:sz w:val="18"/>
+                <w:szCs w:val="18"/>
+              </w:rPr>
+              <w:t xml:space="preserve">}}   </w:t>
+            </w:r>
+            <w:proofErr w:type="gramEnd"/>
+            <w:r>
+              <w:rPr>
+                <w:color w:val="211E1F"/>
+                <w:sz w:val="18"/>
+                <w:szCs w:val="18"/>
+              </w:rPr>
+              <w:t xml:space="preserve">                       Date:</w:t>
+            </w:r>
+          </w:p>
+          <w:p>
+            <w:pPr>
+              <w:pStyle w:val="BodyText"/>
+              <w:tabs>
+                <w:tab w:val="left" w:pos="5118"/>
+              </w:tabs>
+              <w:spacing w:before="12"/>
+              <w:rPr>
+                <w:color w:val="211E1F"/>
+                <w:sz w:val="18"/>
+                <w:szCs w:val="18"/>
+              </w:rPr>
+            </w:pPr>
+            <w:r>
+              <w:rPr>
+                <w:color w:val="211E1F"/>
+                <w:sz w:val="18"/>
+                <w:szCs w:val="18"/>
+              </w:rPr>
+              <w:t>{{SIGNATURE_TITLE}}</w:t>
+            </w:r>
+          </w:p>
+          <w:p>
+            <w:pPr>
+              <w:pStyle w:val="BodyText"/>
+              <w:tabs>
+                <w:tab w:val="left" w:pos="5118"/>
+              </w:tabs>
+              <w:spacing w:before="12"/>
+              <w:rPr>
+                <w:noProof/>
+                <w:color w:val="211E1F"/>
+                <w:sz w:val="18"/>
+                <w:szCs w:val="18"/>
+              </w:rPr>
+            </w:pPr>
+            <w:r>
+              <w:rPr>
+                <w:color w:val="211E1F"/>
+                <w:sz w:val="18"/>
+                <w:szCs w:val="18"/>
+              </w:rPr>
+              <w:t>{{VESTING}}</w:t>
+            </w:r>
+          </w:p>
+          <w:p>
+            <w:pPr>
+              <w:pStyle w:val="BodyText"/>
+              <w:tabs>
+                <w:tab w:val="left" w:pos="5118"/>
+              </w:tabs>
+              <w:spacing w:before="12"/>
+              <w:rPr>
+                <w:rFonts w:ascii="Times New Roman" w:hAnsi="Times New Roman" w:cs="Times New Roman"/>
+                <w:color w:val="211E1F"/>
+                <w:sz w:val="18"/>
+                <w:szCs w:val="18"/>
+              </w:rPr>
+            </w:pPr>
+          </w:p>
+          <w:p>
+            <w:pPr>
+              <w:pStyle w:val="BodyText"/>
+              <w:tabs>
+                <w:tab w:val="left" w:pos="5118"/>
+              </w:tabs>
+              <w:spacing w:before="12"/>
+              <w:rPr>
+                <w:rFonts w:ascii="Times New Roman" w:hAnsi="Times New Roman" w:cs="Times New Roman"/>
+                <w:noProof/>
+                <w:color w:val="211E1F"/>
+                <w:sz w:val="18"/>
+                <w:szCs w:val="18"/>
+              </w:rPr>
+            </w:pPr>
+          </w:p>
+          <w:p>
+            <w:pPr>
+              <w:pStyle w:val="Heading3"/>
+              <w:tabs>
+                <w:tab w:val="left" w:pos="3832"/>
+                <w:tab w:val="left" w:pos="4683"/>
+                <w:tab w:val="left" w:pos="7855"/>
+              </w:tabs>
+              <w:rPr>
+                <w:sz w:val="18"/>
+                <w:szCs w:val="18"/>
+              </w:rPr>
+            </w:pPr>
+          </w:p>
+        </w:tc>
+        <w:tc>
+          <w:tcPr>
+            <w:tcW w:w="5347" w:type="dxa"/>
+            <w:tcBorders>
+              <w:top w:val="nil"/>
+              <w:left w:val="nil"/>
+              <w:bottom w:val="nil"/>
+              <w:right w:val="nil"/>
+            </w:tcBorders>
+          </w:tcPr>
+          <w:p>
+            <w:pPr>
+              <w:pStyle w:val="Heading3"/>
+              <w:tabs>
+                <w:tab w:val="left" w:pos="3832"/>
+                <w:tab w:val="left" w:pos="4683"/>
+                <w:tab w:val="left" w:pos="7855"/>
+              </w:tabs>
+              <w:rPr>
+                <w:sz w:val="18"/>
+                <w:szCs w:val="18"/>
+              </w:rPr>
+            </w:pPr>
+            <w:r>
+              <w:rPr>
+                <w:color w:val="211E1F"/>
+                <w:spacing w:val="-5"/>
+                <w:sz w:val="18"/>
+                <w:szCs w:val="18"/>
+              </w:rPr>
+              <w:t>BY:</w:t>
+            </w:r>
+            <w:r>
+              <w:rPr>
+                <w:color w:val="211E1F"/>
+                <w:sz w:val="18"/>
+                <w:szCs w:val="18"/>
+                <w:u w:val="single" w:color="201D1E"/>
+              </w:rPr>
+              <w:tab/>
+            </w:r>
+            <w:r>
+              <w:rPr>
+                <w:color w:val="211E1F"/>
+                <w:sz w:val="18"/>
+                <w:szCs w:val="18"/>
+              </w:rPr>
+              <w:tab/>
+            </w:r>
+          </w:p>
+          <w:p>
+            <w:pPr>
+              <w:pStyle w:val="BodyText"/>
+              <w:tabs>
+                <w:tab w:val="left" w:pos="5118"/>
+              </w:tabs>
+              <w:spacing w:before="12"/>
+              <w:rPr>
+                <w:color w:val="211E1F"/>
+                <w:sz w:val="18"/>
+                <w:szCs w:val="18"/>
+              </w:rPr>
+            </w:pPr>
+            <w:r>
+              <w:rPr>
+                <w:color w:val="211E1F"/>
+                <w:sz w:val="18"/>
+                <w:szCs w:val="18"/>
+              </w:rPr>
+              <w:t>{{SIGNATURE_FOOTER</w:t>
+            </w:r>
+            <w:r>
+              <w:rPr>
+                <w:color w:val="211E1F"/>
+                <w:sz w:val="18"/>
+                <w:szCs w:val="18"/>
+              </w:rPr>
+              <w:t>_2</w:t>
+            </w:r>
+            <w:proofErr w:type="gramStart"/>
+            <w:r>
+              <w:rPr>
+                <w:color w:val="211E1F"/>
+                <w:sz w:val="18"/>
+                <w:szCs w:val="18"/>
+              </w:rPr>
+              <w:t xml:space="preserve">}}   </w:t>
+            </w:r>
+            <w:proofErr w:type="gramEnd"/>
+            <w:r>
+              <w:rPr>
+                <w:color w:val="211E1F"/>
+                <w:sz w:val="18"/>
+                <w:szCs w:val="18"/>
+              </w:rPr>
+              <w:t xml:space="preserve">                       Date:</w:t>
+            </w:r>
+          </w:p>
+          <w:p>
+            <w:pPr>
+              <w:pStyle w:val="BodyText"/>
+              <w:tabs>
+                <w:tab w:val="left" w:pos="5118"/>
+              </w:tabs>
+              <w:spacing w:before="12"/>
+              <w:rPr>
+                <w:color w:val="211E1F"/>
+                <w:sz w:val="18"/>
+                <w:szCs w:val="18"/>
+              </w:rPr>
+            </w:pPr>
+            <w:r>
+              <w:rPr>
+                <w:color w:val="211E1F"/>
+                <w:sz w:val="18"/>
+                <w:szCs w:val="18"/>
+              </w:rPr>
+              <w:t>{{SIGNATURE_TITLE</w:t>
+            </w:r>
+            <w:r>
+              <w:rPr>
+                <w:color w:val="211E1F"/>
+                <w:sz w:val="18"/>
+                <w:szCs w:val="18"/>
+              </w:rPr>
+              <w:t>_2</w:t>
+            </w:r>
+            <w:r>
+              <w:rPr>
+                <w:color w:val="211E1F"/>
+                <w:sz w:val="18"/>
+                <w:szCs w:val="18"/>
+              </w:rPr>
+              <w:t>}}</w:t>
+            </w:r>
+          </w:p>
+          <w:p>
+            <w:pPr>
+              <w:pStyle w:val="BodyText"/>
+              <w:tabs>
+                <w:tab w:val="left" w:pos="5118"/>
+              </w:tabs>
+              <w:spacing w:before="12"/>
+              <w:rPr>
+                <w:noProof/>
+                <w:color w:val="211E1F"/>
+                <w:sz w:val="18"/>
+                <w:szCs w:val="18"/>
+              </w:rPr>
+            </w:pPr>
+            <w:r>
+              <w:rPr>
+                <w:color w:val="211E1F"/>
+                <w:sz w:val="18"/>
+                <w:szCs w:val="18"/>
+              </w:rPr>
+              <w:t>{{VESTING}}</w:t>
+            </w:r>
+          </w:p>
+          <w:p>
+            <w:pPr>
+              <w:rPr>
+                <w:noProof/>
+                <w:color w:val="211E1F"/>
+                <w:sz w:val="18"/>
+                <w:szCs w:val="18"/>
+              </w:rPr>
+            </w:pPr>
+          </w:p>
+          <w:p>
+            <w:pPr>
+              <w:pStyle w:val="Heading3"/>
+              <w:tabs>
+                <w:tab w:val="left" w:pos="3832"/>
+                <w:tab w:val="left" w:pos="4683"/>
+                <w:tab w:val="left" w:pos="7855"/>
+              </w:tabs>
+              <w:rPr>
+                <w:sz w:val="18"/>
+                <w:szCs w:val="18"/>
+              </w:rPr>
+            </w:pPr>
+          </w:p>
+        </w:tc>
+      </w:tr>
+    </w:tbl>
+    <w:p>
+      <w:pPr>
         <w:jc w:val="both"/>
       </w:pPr>
     </w:p>
